--- a/Deliverable 5.docx
+++ b/Deliverable 5.docx
@@ -433,39 +433,7 @@
           <w:sz w:val="32"/>
           <w:szCs w:val="32"/>
         </w:rPr>
-        <w:t>Inputs/Outputs &amp; Constraints: The services must accept and return data exclusively in application/</w:t>
-      </w:r>
-      <w:proofErr w:type="spellStart"/>
-      <w:r>
-        <w:rPr>
-          <w:sz w:val="32"/>
-          <w:szCs w:val="32"/>
-        </w:rPr>
-        <w:t>json</w:t>
-      </w:r>
-      <w:proofErr w:type="spellEnd"/>
-      <w:r>
-        <w:rPr>
-          <w:sz w:val="32"/>
-          <w:szCs w:val="32"/>
-        </w:rPr>
-        <w:t xml:space="preserve"> format. The system must enforce constraints, such as ensuring an </w:t>
-      </w:r>
-      <w:proofErr w:type="spellStart"/>
-      <w:r>
-        <w:rPr>
-          <w:sz w:val="32"/>
-          <w:szCs w:val="32"/>
-        </w:rPr>
-        <w:t>UploadedByUserID</w:t>
-      </w:r>
-      <w:proofErr w:type="spellEnd"/>
-      <w:r>
-        <w:rPr>
-          <w:sz w:val="32"/>
-          <w:szCs w:val="32"/>
-        </w:rPr>
-        <w:t xml:space="preserve"> is present when creating an item. </w:t>
+        <w:t xml:space="preserve">Inputs/Outputs &amp; Constraints: The services must accept and return data exclusively in application/json format. The system must enforce constraints, such as ensuring an UploadedByUserID is present when creating an item. </w:t>
       </w:r>
     </w:p>
     <w:p>
@@ -527,23 +495,7 @@
           <w:sz w:val="32"/>
           <w:szCs w:val="32"/>
         </w:rPr>
-        <w:t xml:space="preserve"> /</w:t>
-      </w:r>
-      <w:proofErr w:type="spellStart"/>
-      <w:r>
-        <w:rPr>
-          <w:sz w:val="32"/>
-          <w:szCs w:val="32"/>
-        </w:rPr>
-        <w:t>api</w:t>
-      </w:r>
-      <w:proofErr w:type="spellEnd"/>
-      <w:r>
-        <w:rPr>
-          <w:sz w:val="32"/>
-          <w:szCs w:val="32"/>
-        </w:rPr>
-        <w:t xml:space="preserve">/items and </w:t>
+        <w:t xml:space="preserve"> /api/items and </w:t>
       </w:r>
       <w:r>
         <w:rPr>
@@ -557,23 +509,7 @@
           <w:sz w:val="32"/>
           <w:szCs w:val="32"/>
         </w:rPr>
-        <w:t>/</w:t>
-      </w:r>
-      <w:proofErr w:type="spellStart"/>
-      <w:r>
-        <w:rPr>
-          <w:sz w:val="32"/>
-          <w:szCs w:val="32"/>
-        </w:rPr>
-        <w:t>api</w:t>
-      </w:r>
-      <w:proofErr w:type="spellEnd"/>
-      <w:r>
-        <w:rPr>
-          <w:sz w:val="32"/>
-          <w:szCs w:val="32"/>
-        </w:rPr>
-        <w:t xml:space="preserve">/claims. </w:t>
+        <w:t xml:space="preserve">/api/claims. </w:t>
       </w:r>
     </w:p>
     <w:p>
@@ -747,39 +683,7 @@
           <w:sz w:val="32"/>
           <w:szCs w:val="32"/>
         </w:rPr>
-        <w:t xml:space="preserve"> GET /</w:t>
-      </w:r>
-      <w:proofErr w:type="spellStart"/>
-      <w:r>
-        <w:rPr>
-          <w:sz w:val="32"/>
-          <w:szCs w:val="32"/>
-        </w:rPr>
-        <w:t>api</w:t>
-      </w:r>
-      <w:proofErr w:type="spellEnd"/>
-      <w:r>
-        <w:rPr>
-          <w:sz w:val="32"/>
-          <w:szCs w:val="32"/>
-        </w:rPr>
-        <w:t>/items &amp; GET /</w:t>
-      </w:r>
-      <w:proofErr w:type="spellStart"/>
-      <w:r>
-        <w:rPr>
-          <w:sz w:val="32"/>
-          <w:szCs w:val="32"/>
-        </w:rPr>
-        <w:t>api</w:t>
-      </w:r>
-      <w:proofErr w:type="spellEnd"/>
-      <w:r>
-        <w:rPr>
-          <w:sz w:val="32"/>
-          <w:szCs w:val="32"/>
-        </w:rPr>
-        <w:t xml:space="preserve">/claims </w:t>
+        <w:t xml:space="preserve"> GET /api/items &amp; GET /api/claims </w:t>
       </w:r>
     </w:p>
     <w:p>
@@ -945,39 +849,7 @@
           <w:sz w:val="32"/>
           <w:szCs w:val="32"/>
         </w:rPr>
-        <w:t xml:space="preserve"> POST /</w:t>
-      </w:r>
-      <w:proofErr w:type="spellStart"/>
-      <w:r>
-        <w:rPr>
-          <w:sz w:val="32"/>
-          <w:szCs w:val="32"/>
-        </w:rPr>
-        <w:t>api</w:t>
-      </w:r>
-      <w:proofErr w:type="spellEnd"/>
-      <w:r>
-        <w:rPr>
-          <w:sz w:val="32"/>
-          <w:szCs w:val="32"/>
-        </w:rPr>
-        <w:t>/items &amp; POST /</w:t>
-      </w:r>
-      <w:proofErr w:type="spellStart"/>
-      <w:r>
-        <w:rPr>
-          <w:sz w:val="32"/>
-          <w:szCs w:val="32"/>
-        </w:rPr>
-        <w:t>api</w:t>
-      </w:r>
-      <w:proofErr w:type="spellEnd"/>
-      <w:r>
-        <w:rPr>
-          <w:sz w:val="32"/>
-          <w:szCs w:val="32"/>
-        </w:rPr>
-        <w:t>/claims</w:t>
+        <w:t xml:space="preserve"> POST /api/items &amp; POST /api/claims</w:t>
       </w:r>
     </w:p>
     <w:p>
@@ -1159,39 +1031,7 @@
           <w:sz w:val="32"/>
           <w:szCs w:val="32"/>
         </w:rPr>
-        <w:t xml:space="preserve"> PUT /</w:t>
-      </w:r>
-      <w:proofErr w:type="spellStart"/>
-      <w:r>
-        <w:rPr>
-          <w:sz w:val="32"/>
-          <w:szCs w:val="32"/>
-        </w:rPr>
-        <w:t>api</w:t>
-      </w:r>
-      <w:proofErr w:type="spellEnd"/>
-      <w:r>
-        <w:rPr>
-          <w:sz w:val="32"/>
-          <w:szCs w:val="32"/>
-        </w:rPr>
-        <w:t>/items/{id} &amp; PUT /</w:t>
-      </w:r>
-      <w:proofErr w:type="spellStart"/>
-      <w:r>
-        <w:rPr>
-          <w:sz w:val="32"/>
-          <w:szCs w:val="32"/>
-        </w:rPr>
-        <w:t>api</w:t>
-      </w:r>
-      <w:proofErr w:type="spellEnd"/>
-      <w:r>
-        <w:rPr>
-          <w:sz w:val="32"/>
-          <w:szCs w:val="32"/>
-        </w:rPr>
-        <w:t>/claims/{id}</w:t>
+        <w:t xml:space="preserve"> PUT /api/items/{id} &amp; PUT /api/claims/{id}</w:t>
       </w:r>
     </w:p>
     <w:p>
@@ -1381,39 +1221,7 @@
           <w:sz w:val="32"/>
           <w:szCs w:val="32"/>
         </w:rPr>
-        <w:t xml:space="preserve"> DELETE /</w:t>
-      </w:r>
-      <w:proofErr w:type="spellStart"/>
-      <w:r>
-        <w:rPr>
-          <w:sz w:val="32"/>
-          <w:szCs w:val="32"/>
-        </w:rPr>
-        <w:t>api</w:t>
-      </w:r>
-      <w:proofErr w:type="spellEnd"/>
-      <w:r>
-        <w:rPr>
-          <w:sz w:val="32"/>
-          <w:szCs w:val="32"/>
-        </w:rPr>
-        <w:t>/items/{id} &amp; DELETE /</w:t>
-      </w:r>
-      <w:proofErr w:type="spellStart"/>
-      <w:r>
-        <w:rPr>
-          <w:sz w:val="32"/>
-          <w:szCs w:val="32"/>
-        </w:rPr>
-        <w:t>api</w:t>
-      </w:r>
-      <w:proofErr w:type="spellEnd"/>
-      <w:r>
-        <w:rPr>
-          <w:sz w:val="32"/>
-          <w:szCs w:val="32"/>
-        </w:rPr>
-        <w:t>/claims/{id}</w:t>
+        <w:t xml:space="preserve"> DELETE /api/items/{id} &amp; DELETE /api/claims/{id}</w:t>
       </w:r>
     </w:p>
     <w:p>
@@ -1627,37 +1435,7 @@
           <w:sz w:val="32"/>
           <w:szCs w:val="32"/>
         </w:rPr>
-        <w:t xml:space="preserve"> /</w:t>
-      </w:r>
-      <w:proofErr w:type="spellStart"/>
-      <w:r>
-        <w:rPr>
-          <w:sz w:val="32"/>
-          <w:szCs w:val="32"/>
-        </w:rPr>
-        <w:t>api</w:t>
-      </w:r>
-      <w:proofErr w:type="spellEnd"/>
-      <w:r>
-        <w:rPr>
-          <w:sz w:val="32"/>
-          <w:szCs w:val="32"/>
-        </w:rPr>
-        <w:t>/process-</w:t>
-      </w:r>
-      <w:r>
-        <w:rPr>
-          <w:sz w:val="32"/>
-          <w:szCs w:val="32"/>
-        </w:rPr>
-        <w:t>claim.</w:t>
-      </w:r>
-      <w:r>
-        <w:rPr>
-          <w:sz w:val="32"/>
-          <w:szCs w:val="32"/>
-        </w:rPr>
-        <w:t xml:space="preserve"> </w:t>
+        <w:t xml:space="preserve"> /api/process-claim. </w:t>
       </w:r>
     </w:p>
     <w:p>
@@ -1691,21 +1469,7 @@
           <w:sz w:val="32"/>
           <w:szCs w:val="32"/>
         </w:rPr>
-        <w:t xml:space="preserve">When a security officer reviews a claim, updating the claim status alone is insufficient; the system must also secure the physical item. This composite service orchestrates two separate APIs in a single </w:t>
-      </w:r>
-      <w:r>
-        <w:rPr>
-          <w:sz w:val="32"/>
-          <w:szCs w:val="32"/>
-        </w:rPr>
-        <w:t>transaction:</w:t>
-      </w:r>
-      <w:r>
-        <w:rPr>
-          <w:sz w:val="32"/>
-          <w:szCs w:val="32"/>
-        </w:rPr>
-        <w:t xml:space="preserve"> </w:t>
+        <w:t xml:space="preserve">When a security officer reviews a claim, updating the claim status alone is insufficient; the system must also secure the physical item. This composite service orchestrates two separate APIs in a single transaction: </w:t>
       </w:r>
     </w:p>
     <w:p>
@@ -1878,23 +1642,7 @@
           <w:sz w:val="32"/>
           <w:szCs w:val="32"/>
         </w:rPr>
-        <w:t xml:space="preserve">The following is the </w:t>
-      </w:r>
-      <w:proofErr w:type="spellStart"/>
-      <w:r>
-        <w:rPr>
-          <w:sz w:val="32"/>
-          <w:szCs w:val="32"/>
-        </w:rPr>
-        <w:t>OpenAPI</w:t>
-      </w:r>
-      <w:proofErr w:type="spellEnd"/>
-      <w:r>
-        <w:rPr>
-          <w:sz w:val="32"/>
-          <w:szCs w:val="32"/>
-        </w:rPr>
-        <w:t xml:space="preserve"> Specification documenting the RESTful services </w:t>
+        <w:t xml:space="preserve">The following is the OpenAPI Specification documenting the RESTful services </w:t>
       </w:r>
     </w:p>
     <w:p>
@@ -1904,2343 +1652,47 @@
           <w:szCs w:val="20"/>
         </w:rPr>
       </w:pPr>
-      <w:proofErr w:type="spellStart"/>
       <w:r>
         <w:rPr>
           <w:sz w:val="20"/>
           <w:szCs w:val="20"/>
         </w:rPr>
-        <w:t>openapi</w:t>
-      </w:r>
-      <w:proofErr w:type="spellEnd"/>
-      <w:r>
-        <w:rPr>
-          <w:sz w:val="20"/>
-          <w:szCs w:val="20"/>
-        </w:rPr>
-        <w:t>: 3.0.0</w:t>
-      </w:r>
-    </w:p>
-    <w:p>
-      <w:pPr>
-        <w:rPr>
-          <w:sz w:val="20"/>
-          <w:szCs w:val="20"/>
-        </w:rPr>
-      </w:pPr>
-      <w:r>
-        <w:rPr>
-          <w:sz w:val="20"/>
-          <w:szCs w:val="20"/>
-        </w:rPr>
-        <w:t>info:</w:t>
-      </w:r>
-    </w:p>
-    <w:p>
-      <w:pPr>
-        <w:rPr>
-          <w:sz w:val="20"/>
-          <w:szCs w:val="20"/>
-        </w:rPr>
-      </w:pPr>
-      <w:r>
-        <w:rPr>
-          <w:sz w:val="20"/>
-          <w:szCs w:val="20"/>
-        </w:rPr>
-        <w:t xml:space="preserve">  title: Lost and Found API</w:t>
-      </w:r>
-    </w:p>
-    <w:p>
-      <w:pPr>
-        <w:rPr>
-          <w:sz w:val="20"/>
-          <w:szCs w:val="20"/>
-        </w:rPr>
-      </w:pPr>
-      <w:r>
-        <w:rPr>
-          <w:sz w:val="20"/>
-          <w:szCs w:val="20"/>
-        </w:rPr>
-        <w:t xml:space="preserve">  version: 1.0.0</w:t>
-      </w:r>
-    </w:p>
-    <w:p>
-      <w:pPr>
-        <w:rPr>
-          <w:sz w:val="20"/>
-          <w:szCs w:val="20"/>
-        </w:rPr>
-      </w:pPr>
-      <w:r>
-        <w:rPr>
-          <w:sz w:val="20"/>
-          <w:szCs w:val="20"/>
-        </w:rPr>
-        <w:t xml:space="preserve">  description: Service-Oriented REST APIs for managing lost items and student claims.</w:t>
-      </w:r>
-    </w:p>
-    <w:p>
-      <w:pPr>
-        <w:rPr>
-          <w:sz w:val="20"/>
-          <w:szCs w:val="20"/>
-        </w:rPr>
-      </w:pPr>
-      <w:r>
-        <w:rPr>
-          <w:sz w:val="20"/>
-          <w:szCs w:val="20"/>
-        </w:rPr>
-        <w:t>paths:</w:t>
-      </w:r>
-    </w:p>
-    <w:p>
-      <w:pPr>
-        <w:rPr>
-          <w:sz w:val="20"/>
-          <w:szCs w:val="20"/>
-        </w:rPr>
-      </w:pPr>
-      <w:r>
-        <w:rPr>
-          <w:sz w:val="20"/>
-          <w:szCs w:val="20"/>
-        </w:rPr>
-        <w:t xml:space="preserve">  /</w:t>
-      </w:r>
-      <w:proofErr w:type="spellStart"/>
-      <w:r>
-        <w:rPr>
-          <w:sz w:val="20"/>
-          <w:szCs w:val="20"/>
-        </w:rPr>
-        <w:t>api</w:t>
-      </w:r>
-      <w:proofErr w:type="spellEnd"/>
-      <w:r>
-        <w:rPr>
-          <w:sz w:val="20"/>
-          <w:szCs w:val="20"/>
-        </w:rPr>
-        <w:t>/items:</w:t>
-      </w:r>
-    </w:p>
-    <w:p>
-      <w:pPr>
-        <w:rPr>
-          <w:sz w:val="20"/>
-          <w:szCs w:val="20"/>
-        </w:rPr>
-      </w:pPr>
-      <w:r>
-        <w:rPr>
-          <w:sz w:val="20"/>
-          <w:szCs w:val="20"/>
-        </w:rPr>
-        <w:t xml:space="preserve">    get:</w:t>
-      </w:r>
-    </w:p>
-    <w:p>
-      <w:pPr>
-        <w:rPr>
-          <w:sz w:val="20"/>
-          <w:szCs w:val="20"/>
-        </w:rPr>
-      </w:pPr>
-      <w:r>
-        <w:rPr>
-          <w:sz w:val="20"/>
-          <w:szCs w:val="20"/>
-        </w:rPr>
-        <w:t xml:space="preserve">      summary: Retrieve all items</w:t>
-      </w:r>
-    </w:p>
-    <w:p>
-      <w:pPr>
-        <w:rPr>
-          <w:sz w:val="20"/>
-          <w:szCs w:val="20"/>
-        </w:rPr>
-      </w:pPr>
-      <w:r>
-        <w:rPr>
-          <w:sz w:val="20"/>
-          <w:szCs w:val="20"/>
-        </w:rPr>
-        <w:t xml:space="preserve">      responses:</w:t>
-      </w:r>
-    </w:p>
-    <w:p>
-      <w:pPr>
-        <w:rPr>
-          <w:sz w:val="20"/>
-          <w:szCs w:val="20"/>
-        </w:rPr>
-      </w:pPr>
-      <w:r>
-        <w:rPr>
-          <w:sz w:val="20"/>
-          <w:szCs w:val="20"/>
-        </w:rPr>
-        <w:t xml:space="preserve">        '200':</w:t>
-      </w:r>
-    </w:p>
-    <w:p>
-      <w:pPr>
-        <w:rPr>
-          <w:sz w:val="20"/>
-          <w:szCs w:val="20"/>
-        </w:rPr>
-      </w:pPr>
-      <w:r>
-        <w:rPr>
-          <w:sz w:val="20"/>
-          <w:szCs w:val="20"/>
-        </w:rPr>
-        <w:t xml:space="preserve">          description: A list of items</w:t>
-      </w:r>
-    </w:p>
-    <w:p>
-      <w:pPr>
-        <w:rPr>
-          <w:sz w:val="20"/>
-          <w:szCs w:val="20"/>
-        </w:rPr>
-      </w:pPr>
-      <w:r>
-        <w:rPr>
-          <w:sz w:val="20"/>
-          <w:szCs w:val="20"/>
-        </w:rPr>
-        <w:t xml:space="preserve">    post:</w:t>
-      </w:r>
-    </w:p>
-    <w:p>
-      <w:pPr>
-        <w:rPr>
-          <w:sz w:val="20"/>
-          <w:szCs w:val="20"/>
-        </w:rPr>
-      </w:pPr>
-      <w:r>
-        <w:rPr>
-          <w:sz w:val="20"/>
-          <w:szCs w:val="20"/>
-        </w:rPr>
-        <w:t xml:space="preserve">      summary: Create a new item</w:t>
-      </w:r>
-    </w:p>
-    <w:p>
-      <w:pPr>
-        <w:rPr>
-          <w:sz w:val="20"/>
-          <w:szCs w:val="20"/>
-        </w:rPr>
-      </w:pPr>
-      <w:r>
-        <w:rPr>
-          <w:sz w:val="20"/>
-          <w:szCs w:val="20"/>
-        </w:rPr>
-        <w:t xml:space="preserve">      </w:t>
-      </w:r>
-      <w:proofErr w:type="spellStart"/>
-      <w:r>
-        <w:rPr>
-          <w:sz w:val="20"/>
-          <w:szCs w:val="20"/>
-        </w:rPr>
-        <w:t>requestBody</w:t>
-      </w:r>
-      <w:proofErr w:type="spellEnd"/>
-      <w:r>
-        <w:rPr>
-          <w:sz w:val="20"/>
-          <w:szCs w:val="20"/>
-        </w:rPr>
-        <w:t>:</w:t>
-      </w:r>
-    </w:p>
-    <w:p>
-      <w:pPr>
-        <w:rPr>
-          <w:sz w:val="20"/>
-          <w:szCs w:val="20"/>
-        </w:rPr>
-      </w:pPr>
-      <w:r>
-        <w:rPr>
-          <w:sz w:val="20"/>
-          <w:szCs w:val="20"/>
-        </w:rPr>
-        <w:t xml:space="preserve">        required: true</w:t>
-      </w:r>
-    </w:p>
-    <w:p>
-      <w:pPr>
-        <w:rPr>
-          <w:sz w:val="20"/>
-          <w:szCs w:val="20"/>
-        </w:rPr>
-      </w:pPr>
-      <w:r>
-        <w:rPr>
-          <w:sz w:val="20"/>
-          <w:szCs w:val="20"/>
-        </w:rPr>
-        <w:t xml:space="preserve">        content:</w:t>
-      </w:r>
-    </w:p>
-    <w:p>
-      <w:pPr>
-        <w:rPr>
-          <w:sz w:val="20"/>
-          <w:szCs w:val="20"/>
-        </w:rPr>
-      </w:pPr>
-      <w:r>
-        <w:rPr>
-          <w:sz w:val="20"/>
-          <w:szCs w:val="20"/>
-        </w:rPr>
-        <w:t xml:space="preserve">          application/</w:t>
-      </w:r>
-      <w:proofErr w:type="spellStart"/>
-      <w:r>
-        <w:rPr>
-          <w:sz w:val="20"/>
-          <w:szCs w:val="20"/>
-        </w:rPr>
-        <w:t>json</w:t>
-      </w:r>
-      <w:proofErr w:type="spellEnd"/>
-      <w:r>
-        <w:rPr>
-          <w:sz w:val="20"/>
-          <w:szCs w:val="20"/>
-        </w:rPr>
-        <w:t>:</w:t>
-      </w:r>
-    </w:p>
-    <w:p>
-      <w:pPr>
-        <w:rPr>
-          <w:sz w:val="20"/>
-          <w:szCs w:val="20"/>
-        </w:rPr>
-      </w:pPr>
-      <w:r>
-        <w:rPr>
-          <w:sz w:val="20"/>
-          <w:szCs w:val="20"/>
-        </w:rPr>
-        <w:t xml:space="preserve">            schema:</w:t>
-      </w:r>
-    </w:p>
-    <w:p>
-      <w:pPr>
-        <w:rPr>
-          <w:sz w:val="20"/>
-          <w:szCs w:val="20"/>
-        </w:rPr>
-      </w:pPr>
-      <w:r>
-        <w:rPr>
-          <w:sz w:val="20"/>
-          <w:szCs w:val="20"/>
-        </w:rPr>
-        <w:t xml:space="preserve">              type: object</w:t>
-      </w:r>
-    </w:p>
-    <w:p>
-      <w:pPr>
-        <w:rPr>
-          <w:sz w:val="20"/>
-          <w:szCs w:val="20"/>
-        </w:rPr>
-      </w:pPr>
-      <w:r>
-        <w:rPr>
-          <w:sz w:val="20"/>
-          <w:szCs w:val="20"/>
-        </w:rPr>
-        <w:t xml:space="preserve">              properties:</w:t>
-      </w:r>
-    </w:p>
-    <w:p>
-      <w:pPr>
-        <w:rPr>
-          <w:sz w:val="20"/>
-          <w:szCs w:val="20"/>
-        </w:rPr>
-      </w:pPr>
-      <w:r>
-        <w:rPr>
-          <w:sz w:val="20"/>
-          <w:szCs w:val="20"/>
-        </w:rPr>
-        <w:t xml:space="preserve">                title:</w:t>
-      </w:r>
-    </w:p>
-    <w:p>
-      <w:pPr>
-        <w:rPr>
-          <w:sz w:val="20"/>
-          <w:szCs w:val="20"/>
-        </w:rPr>
-      </w:pPr>
-      <w:r>
-        <w:rPr>
-          <w:sz w:val="20"/>
-          <w:szCs w:val="20"/>
-        </w:rPr>
-        <w:t xml:space="preserve">                  type: string</w:t>
-      </w:r>
-    </w:p>
-    <w:p>
-      <w:pPr>
-        <w:rPr>
-          <w:sz w:val="20"/>
-          <w:szCs w:val="20"/>
-        </w:rPr>
-      </w:pPr>
-      <w:r>
-        <w:rPr>
-          <w:sz w:val="20"/>
-          <w:szCs w:val="20"/>
-        </w:rPr>
-        <w:t xml:space="preserve">                description:</w:t>
-      </w:r>
-    </w:p>
-    <w:p>
-      <w:pPr>
-        <w:rPr>
-          <w:sz w:val="20"/>
-          <w:szCs w:val="20"/>
-        </w:rPr>
-      </w:pPr>
-      <w:r>
-        <w:rPr>
-          <w:sz w:val="20"/>
-          <w:szCs w:val="20"/>
-        </w:rPr>
-        <w:t xml:space="preserve">                  type: string</w:t>
-      </w:r>
-    </w:p>
-    <w:p>
-      <w:pPr>
-        <w:rPr>
-          <w:sz w:val="20"/>
-          <w:szCs w:val="20"/>
-        </w:rPr>
-      </w:pPr>
-      <w:r>
-        <w:rPr>
-          <w:sz w:val="20"/>
-          <w:szCs w:val="20"/>
-        </w:rPr>
-        <w:lastRenderedPageBreak/>
-        <w:t xml:space="preserve">      responses:</w:t>
-      </w:r>
-    </w:p>
-    <w:p>
-      <w:pPr>
-        <w:rPr>
-          <w:sz w:val="20"/>
-          <w:szCs w:val="20"/>
-        </w:rPr>
-      </w:pPr>
-      <w:r>
-        <w:rPr>
-          <w:sz w:val="20"/>
-          <w:szCs w:val="20"/>
-        </w:rPr>
-        <w:t xml:space="preserve">        '201':</w:t>
-      </w:r>
-    </w:p>
-    <w:p>
-      <w:pPr>
-        <w:rPr>
-          <w:sz w:val="20"/>
-          <w:szCs w:val="20"/>
-        </w:rPr>
-      </w:pPr>
-      <w:r>
-        <w:rPr>
-          <w:sz w:val="20"/>
-          <w:szCs w:val="20"/>
-        </w:rPr>
-        <w:t xml:space="preserve">          description: Item created successfully</w:t>
-      </w:r>
-    </w:p>
-    <w:p>
-      <w:pPr>
-        <w:rPr>
-          <w:sz w:val="20"/>
-          <w:szCs w:val="20"/>
-        </w:rPr>
-      </w:pPr>
-    </w:p>
-    <w:p>
-      <w:pPr>
-        <w:rPr>
-          <w:sz w:val="20"/>
-          <w:szCs w:val="20"/>
-        </w:rPr>
-      </w:pPr>
-      <w:r>
-        <w:rPr>
-          <w:sz w:val="20"/>
-          <w:szCs w:val="20"/>
-        </w:rPr>
-        <w:t xml:space="preserve">  /</w:t>
-      </w:r>
-      <w:proofErr w:type="spellStart"/>
-      <w:r>
-        <w:rPr>
-          <w:sz w:val="20"/>
-          <w:szCs w:val="20"/>
-        </w:rPr>
-        <w:t>api</w:t>
-      </w:r>
-      <w:proofErr w:type="spellEnd"/>
-      <w:r>
-        <w:rPr>
-          <w:sz w:val="20"/>
-          <w:szCs w:val="20"/>
-        </w:rPr>
-        <w:t>/items/{id}:</w:t>
-      </w:r>
-    </w:p>
-    <w:p>
-      <w:pPr>
-        <w:rPr>
-          <w:sz w:val="20"/>
-          <w:szCs w:val="20"/>
-        </w:rPr>
-      </w:pPr>
-      <w:r>
-        <w:rPr>
-          <w:sz w:val="20"/>
-          <w:szCs w:val="20"/>
-        </w:rPr>
-        <w:t xml:space="preserve">    put:</w:t>
-      </w:r>
-    </w:p>
-    <w:p>
-      <w:pPr>
-        <w:rPr>
-          <w:sz w:val="20"/>
-          <w:szCs w:val="20"/>
-        </w:rPr>
-      </w:pPr>
-      <w:r>
-        <w:rPr>
-          <w:sz w:val="20"/>
-          <w:szCs w:val="20"/>
-        </w:rPr>
-        <w:t xml:space="preserve">      summary: Update an existing item</w:t>
-      </w:r>
-    </w:p>
-    <w:p>
-      <w:pPr>
-        <w:rPr>
-          <w:sz w:val="20"/>
-          <w:szCs w:val="20"/>
-        </w:rPr>
-      </w:pPr>
-      <w:r>
-        <w:rPr>
-          <w:sz w:val="20"/>
-          <w:szCs w:val="20"/>
-        </w:rPr>
-        <w:t xml:space="preserve">      parameters:</w:t>
-      </w:r>
-    </w:p>
-    <w:p>
-      <w:pPr>
-        <w:rPr>
-          <w:sz w:val="20"/>
-          <w:szCs w:val="20"/>
-        </w:rPr>
-      </w:pPr>
-      <w:r>
-        <w:rPr>
-          <w:sz w:val="20"/>
-          <w:szCs w:val="20"/>
-        </w:rPr>
-        <w:t xml:space="preserve">        - in: path</w:t>
-      </w:r>
-    </w:p>
-    <w:p>
-      <w:pPr>
-        <w:rPr>
-          <w:sz w:val="20"/>
-          <w:szCs w:val="20"/>
-        </w:rPr>
-      </w:pPr>
-      <w:r>
-        <w:rPr>
-          <w:sz w:val="20"/>
-          <w:szCs w:val="20"/>
-        </w:rPr>
-        <w:t xml:space="preserve">          name: id</w:t>
-      </w:r>
-    </w:p>
-    <w:p>
-      <w:pPr>
-        <w:rPr>
-          <w:sz w:val="20"/>
-          <w:szCs w:val="20"/>
-        </w:rPr>
-      </w:pPr>
-      <w:r>
-        <w:rPr>
-          <w:sz w:val="20"/>
-          <w:szCs w:val="20"/>
-        </w:rPr>
-        <w:t xml:space="preserve">          required: true</w:t>
-      </w:r>
-    </w:p>
-    <w:p>
-      <w:pPr>
-        <w:rPr>
-          <w:sz w:val="20"/>
-          <w:szCs w:val="20"/>
-        </w:rPr>
-      </w:pPr>
-      <w:r>
-        <w:rPr>
-          <w:sz w:val="20"/>
-          <w:szCs w:val="20"/>
-        </w:rPr>
-        <w:t xml:space="preserve">          schema:</w:t>
-      </w:r>
-    </w:p>
-    <w:p>
-      <w:pPr>
-        <w:rPr>
-          <w:sz w:val="20"/>
-          <w:szCs w:val="20"/>
-        </w:rPr>
-      </w:pPr>
-      <w:r>
-        <w:rPr>
-          <w:sz w:val="20"/>
-          <w:szCs w:val="20"/>
-        </w:rPr>
-        <w:t xml:space="preserve">            type: integer</w:t>
-      </w:r>
-    </w:p>
-    <w:p>
-      <w:pPr>
-        <w:rPr>
-          <w:sz w:val="20"/>
-          <w:szCs w:val="20"/>
-        </w:rPr>
-      </w:pPr>
-      <w:r>
-        <w:rPr>
-          <w:sz w:val="20"/>
-          <w:szCs w:val="20"/>
-        </w:rPr>
-        <w:t xml:space="preserve">      </w:t>
-      </w:r>
-      <w:proofErr w:type="spellStart"/>
-      <w:r>
-        <w:rPr>
-          <w:sz w:val="20"/>
-          <w:szCs w:val="20"/>
-        </w:rPr>
-        <w:t>requestBody</w:t>
-      </w:r>
-      <w:proofErr w:type="spellEnd"/>
-      <w:r>
-        <w:rPr>
-          <w:sz w:val="20"/>
-          <w:szCs w:val="20"/>
-        </w:rPr>
-        <w:t>:</w:t>
-      </w:r>
-    </w:p>
-    <w:p>
-      <w:pPr>
-        <w:rPr>
-          <w:sz w:val="20"/>
-          <w:szCs w:val="20"/>
-        </w:rPr>
-      </w:pPr>
-      <w:r>
-        <w:rPr>
-          <w:sz w:val="20"/>
-          <w:szCs w:val="20"/>
-        </w:rPr>
-        <w:t xml:space="preserve">        required: true</w:t>
-      </w:r>
-    </w:p>
-    <w:p>
-      <w:pPr>
-        <w:rPr>
-          <w:sz w:val="20"/>
-          <w:szCs w:val="20"/>
-        </w:rPr>
-      </w:pPr>
-      <w:r>
-        <w:rPr>
-          <w:sz w:val="20"/>
-          <w:szCs w:val="20"/>
-        </w:rPr>
-        <w:t xml:space="preserve">        content:</w:t>
-      </w:r>
-    </w:p>
-    <w:p>
-      <w:pPr>
-        <w:rPr>
-          <w:sz w:val="20"/>
-          <w:szCs w:val="20"/>
-        </w:rPr>
-      </w:pPr>
-      <w:r>
-        <w:rPr>
-          <w:sz w:val="20"/>
-          <w:szCs w:val="20"/>
-        </w:rPr>
-        <w:t xml:space="preserve">          application/</w:t>
-      </w:r>
-      <w:proofErr w:type="spellStart"/>
-      <w:r>
-        <w:rPr>
-          <w:sz w:val="20"/>
-          <w:szCs w:val="20"/>
-        </w:rPr>
-        <w:t>json</w:t>
-      </w:r>
-      <w:proofErr w:type="spellEnd"/>
-      <w:r>
-        <w:rPr>
-          <w:sz w:val="20"/>
-          <w:szCs w:val="20"/>
-        </w:rPr>
-        <w:t>:</w:t>
-      </w:r>
-    </w:p>
-    <w:p>
-      <w:pPr>
-        <w:rPr>
-          <w:sz w:val="20"/>
-          <w:szCs w:val="20"/>
-        </w:rPr>
-      </w:pPr>
-      <w:r>
-        <w:rPr>
-          <w:sz w:val="20"/>
-          <w:szCs w:val="20"/>
-        </w:rPr>
-        <w:t xml:space="preserve">            schema:</w:t>
-      </w:r>
-    </w:p>
-    <w:p>
-      <w:pPr>
-        <w:rPr>
-          <w:sz w:val="20"/>
-          <w:szCs w:val="20"/>
-        </w:rPr>
-      </w:pPr>
-      <w:r>
-        <w:rPr>
-          <w:sz w:val="20"/>
-          <w:szCs w:val="20"/>
-        </w:rPr>
-        <w:t xml:space="preserve">              type: object</w:t>
-      </w:r>
-    </w:p>
-    <w:p>
-      <w:pPr>
-        <w:rPr>
-          <w:sz w:val="20"/>
-          <w:szCs w:val="20"/>
-        </w:rPr>
-      </w:pPr>
-      <w:r>
-        <w:rPr>
-          <w:sz w:val="20"/>
-          <w:szCs w:val="20"/>
-        </w:rPr>
-        <w:t xml:space="preserve">      responses:</w:t>
-      </w:r>
-    </w:p>
-    <w:p>
-      <w:pPr>
-        <w:rPr>
-          <w:sz w:val="20"/>
-          <w:szCs w:val="20"/>
-        </w:rPr>
-      </w:pPr>
-      <w:r>
-        <w:rPr>
-          <w:sz w:val="20"/>
-          <w:szCs w:val="20"/>
-        </w:rPr>
-        <w:t xml:space="preserve">        '200':</w:t>
-      </w:r>
-    </w:p>
-    <w:p>
-      <w:pPr>
-        <w:rPr>
-          <w:sz w:val="20"/>
-          <w:szCs w:val="20"/>
-        </w:rPr>
-      </w:pPr>
-      <w:r>
-        <w:rPr>
-          <w:sz w:val="20"/>
-          <w:szCs w:val="20"/>
-        </w:rPr>
-        <w:t xml:space="preserve">          description: Item updated successfully</w:t>
-      </w:r>
-    </w:p>
-    <w:p>
-      <w:pPr>
-        <w:rPr>
-          <w:sz w:val="20"/>
-          <w:szCs w:val="20"/>
-        </w:rPr>
-      </w:pPr>
-      <w:r>
-        <w:rPr>
-          <w:sz w:val="20"/>
-          <w:szCs w:val="20"/>
-        </w:rPr>
-        <w:t xml:space="preserve">    delete:</w:t>
-      </w:r>
-    </w:p>
-    <w:p>
-      <w:pPr>
-        <w:rPr>
-          <w:sz w:val="20"/>
-          <w:szCs w:val="20"/>
-        </w:rPr>
-      </w:pPr>
-      <w:r>
-        <w:rPr>
-          <w:sz w:val="20"/>
-          <w:szCs w:val="20"/>
-        </w:rPr>
-        <w:t xml:space="preserve">      summary: Delete an item</w:t>
-      </w:r>
-    </w:p>
-    <w:p>
-      <w:pPr>
-        <w:rPr>
-          <w:sz w:val="20"/>
-          <w:szCs w:val="20"/>
-        </w:rPr>
-      </w:pPr>
-      <w:r>
-        <w:rPr>
-          <w:sz w:val="20"/>
-          <w:szCs w:val="20"/>
-        </w:rPr>
-        <w:t xml:space="preserve">      parameters:</w:t>
-      </w:r>
-    </w:p>
-    <w:p>
-      <w:pPr>
-        <w:rPr>
-          <w:sz w:val="20"/>
-          <w:szCs w:val="20"/>
-        </w:rPr>
-      </w:pPr>
-      <w:r>
-        <w:rPr>
-          <w:sz w:val="20"/>
-          <w:szCs w:val="20"/>
-        </w:rPr>
-        <w:t xml:space="preserve">        - in: path</w:t>
-      </w:r>
-    </w:p>
-    <w:p>
-      <w:pPr>
-        <w:rPr>
-          <w:sz w:val="20"/>
-          <w:szCs w:val="20"/>
-        </w:rPr>
-      </w:pPr>
-      <w:r>
-        <w:rPr>
-          <w:sz w:val="20"/>
-          <w:szCs w:val="20"/>
-        </w:rPr>
-        <w:t xml:space="preserve">          name: id</w:t>
-      </w:r>
-    </w:p>
-    <w:p>
-      <w:pPr>
-        <w:rPr>
-          <w:sz w:val="20"/>
-          <w:szCs w:val="20"/>
-        </w:rPr>
-      </w:pPr>
-      <w:r>
-        <w:rPr>
-          <w:sz w:val="20"/>
-          <w:szCs w:val="20"/>
-        </w:rPr>
-        <w:t xml:space="preserve">          required: true</w:t>
-      </w:r>
-    </w:p>
-    <w:p>
-      <w:pPr>
-        <w:rPr>
-          <w:sz w:val="20"/>
-          <w:szCs w:val="20"/>
-        </w:rPr>
-      </w:pPr>
-      <w:r>
-        <w:rPr>
-          <w:sz w:val="20"/>
-          <w:szCs w:val="20"/>
-        </w:rPr>
-        <w:t xml:space="preserve">          schema:</w:t>
-      </w:r>
-    </w:p>
-    <w:p>
-      <w:pPr>
-        <w:rPr>
-          <w:sz w:val="20"/>
-          <w:szCs w:val="20"/>
-        </w:rPr>
-      </w:pPr>
-      <w:r>
-        <w:rPr>
-          <w:sz w:val="20"/>
-          <w:szCs w:val="20"/>
-        </w:rPr>
-        <w:lastRenderedPageBreak/>
-        <w:t xml:space="preserve">            type: integer</w:t>
-      </w:r>
-    </w:p>
-    <w:p>
-      <w:pPr>
-        <w:rPr>
-          <w:sz w:val="20"/>
-          <w:szCs w:val="20"/>
-        </w:rPr>
-      </w:pPr>
-      <w:r>
-        <w:rPr>
-          <w:sz w:val="20"/>
-          <w:szCs w:val="20"/>
-        </w:rPr>
-        <w:t xml:space="preserve">      responses:</w:t>
-      </w:r>
-    </w:p>
-    <w:p>
-      <w:pPr>
-        <w:rPr>
-          <w:sz w:val="20"/>
-          <w:szCs w:val="20"/>
-        </w:rPr>
-      </w:pPr>
-      <w:r>
-        <w:rPr>
-          <w:sz w:val="20"/>
-          <w:szCs w:val="20"/>
-        </w:rPr>
-        <w:t xml:space="preserve">        '204':</w:t>
-      </w:r>
-    </w:p>
-    <w:p>
-      <w:pPr>
-        <w:rPr>
-          <w:sz w:val="20"/>
-          <w:szCs w:val="20"/>
-        </w:rPr>
-      </w:pPr>
-      <w:r>
-        <w:rPr>
-          <w:sz w:val="20"/>
-          <w:szCs w:val="20"/>
-        </w:rPr>
-        <w:t xml:space="preserve">          description: Item deleted successfully</w:t>
-      </w:r>
-    </w:p>
-    <w:p>
-      <w:pPr>
-        <w:rPr>
-          <w:sz w:val="20"/>
-          <w:szCs w:val="20"/>
-        </w:rPr>
-      </w:pPr>
-    </w:p>
-    <w:p>
-      <w:pPr>
-        <w:rPr>
-          <w:sz w:val="20"/>
-          <w:szCs w:val="20"/>
-        </w:rPr>
-      </w:pPr>
-      <w:r>
-        <w:rPr>
-          <w:sz w:val="20"/>
-          <w:szCs w:val="20"/>
-        </w:rPr>
-        <w:t xml:space="preserve">  /</w:t>
-      </w:r>
-      <w:proofErr w:type="spellStart"/>
-      <w:r>
-        <w:rPr>
-          <w:sz w:val="20"/>
-          <w:szCs w:val="20"/>
-        </w:rPr>
-        <w:t>api</w:t>
-      </w:r>
-      <w:proofErr w:type="spellEnd"/>
-      <w:r>
-        <w:rPr>
-          <w:sz w:val="20"/>
-          <w:szCs w:val="20"/>
-        </w:rPr>
-        <w:t>/claims:</w:t>
-      </w:r>
-    </w:p>
-    <w:p>
-      <w:pPr>
-        <w:rPr>
-          <w:sz w:val="20"/>
-          <w:szCs w:val="20"/>
-        </w:rPr>
-      </w:pPr>
-      <w:r>
-        <w:rPr>
-          <w:sz w:val="20"/>
-          <w:szCs w:val="20"/>
-        </w:rPr>
-        <w:t xml:space="preserve">    get:</w:t>
-      </w:r>
-    </w:p>
-    <w:p>
-      <w:pPr>
-        <w:rPr>
-          <w:sz w:val="20"/>
-          <w:szCs w:val="20"/>
-        </w:rPr>
-      </w:pPr>
-      <w:r>
-        <w:rPr>
-          <w:sz w:val="20"/>
-          <w:szCs w:val="20"/>
-        </w:rPr>
-        <w:t xml:space="preserve">      summary: Retrieve all claims</w:t>
-      </w:r>
-    </w:p>
-    <w:p>
-      <w:pPr>
-        <w:rPr>
-          <w:sz w:val="20"/>
-          <w:szCs w:val="20"/>
-        </w:rPr>
-      </w:pPr>
-      <w:r>
-        <w:rPr>
-          <w:sz w:val="20"/>
-          <w:szCs w:val="20"/>
-        </w:rPr>
-        <w:t xml:space="preserve">      responses:</w:t>
-      </w:r>
-    </w:p>
-    <w:p>
-      <w:pPr>
-        <w:rPr>
-          <w:sz w:val="20"/>
-          <w:szCs w:val="20"/>
-        </w:rPr>
-      </w:pPr>
-      <w:r>
-        <w:rPr>
-          <w:sz w:val="20"/>
-          <w:szCs w:val="20"/>
-        </w:rPr>
-        <w:t xml:space="preserve">        '200':</w:t>
-      </w:r>
-    </w:p>
-    <w:p>
-      <w:pPr>
-        <w:rPr>
-          <w:sz w:val="20"/>
-          <w:szCs w:val="20"/>
-        </w:rPr>
-      </w:pPr>
-      <w:r>
-        <w:rPr>
-          <w:sz w:val="20"/>
-          <w:szCs w:val="20"/>
-        </w:rPr>
-        <w:t xml:space="preserve">          description: A list of claims</w:t>
-      </w:r>
-    </w:p>
-    <w:p>
-      <w:pPr>
-        <w:rPr>
-          <w:sz w:val="20"/>
-          <w:szCs w:val="20"/>
-        </w:rPr>
-      </w:pPr>
-      <w:r>
-        <w:rPr>
-          <w:sz w:val="20"/>
-          <w:szCs w:val="20"/>
-        </w:rPr>
-        <w:t xml:space="preserve">    post:</w:t>
-      </w:r>
-    </w:p>
-    <w:p>
-      <w:pPr>
-        <w:rPr>
-          <w:sz w:val="20"/>
-          <w:szCs w:val="20"/>
-        </w:rPr>
-      </w:pPr>
-      <w:r>
-        <w:rPr>
-          <w:sz w:val="20"/>
-          <w:szCs w:val="20"/>
-        </w:rPr>
-        <w:t xml:space="preserve">      summary: Create a new claim</w:t>
-      </w:r>
-    </w:p>
-    <w:p>
-      <w:pPr>
-        <w:rPr>
-          <w:sz w:val="20"/>
-          <w:szCs w:val="20"/>
-        </w:rPr>
-      </w:pPr>
-      <w:r>
-        <w:rPr>
-          <w:sz w:val="20"/>
-          <w:szCs w:val="20"/>
-        </w:rPr>
-        <w:t xml:space="preserve">      </w:t>
-      </w:r>
-      <w:proofErr w:type="spellStart"/>
-      <w:r>
-        <w:rPr>
-          <w:sz w:val="20"/>
-          <w:szCs w:val="20"/>
-        </w:rPr>
-        <w:t>requestBody</w:t>
-      </w:r>
-      <w:proofErr w:type="spellEnd"/>
-      <w:r>
-        <w:rPr>
-          <w:sz w:val="20"/>
-          <w:szCs w:val="20"/>
-        </w:rPr>
-        <w:t>:</w:t>
-      </w:r>
-    </w:p>
-    <w:p>
-      <w:pPr>
-        <w:rPr>
-          <w:sz w:val="20"/>
-          <w:szCs w:val="20"/>
-        </w:rPr>
-      </w:pPr>
-      <w:r>
-        <w:rPr>
-          <w:sz w:val="20"/>
-          <w:szCs w:val="20"/>
-        </w:rPr>
-        <w:t xml:space="preserve">        required: true</w:t>
-      </w:r>
-    </w:p>
-    <w:p>
-      <w:pPr>
-        <w:rPr>
-          <w:sz w:val="20"/>
-          <w:szCs w:val="20"/>
-        </w:rPr>
-      </w:pPr>
-      <w:r>
-        <w:rPr>
-          <w:sz w:val="20"/>
-          <w:szCs w:val="20"/>
-        </w:rPr>
-        <w:t xml:space="preserve">        content:</w:t>
-      </w:r>
-    </w:p>
-    <w:p>
-      <w:pPr>
-        <w:rPr>
-          <w:sz w:val="20"/>
-          <w:szCs w:val="20"/>
-        </w:rPr>
-      </w:pPr>
-      <w:r>
-        <w:rPr>
-          <w:sz w:val="20"/>
-          <w:szCs w:val="20"/>
-        </w:rPr>
-        <w:t xml:space="preserve">          application/</w:t>
-      </w:r>
-      <w:proofErr w:type="spellStart"/>
-      <w:r>
-        <w:rPr>
-          <w:sz w:val="20"/>
-          <w:szCs w:val="20"/>
-        </w:rPr>
-        <w:t>json</w:t>
-      </w:r>
-      <w:proofErr w:type="spellEnd"/>
-      <w:r>
-        <w:rPr>
-          <w:sz w:val="20"/>
-          <w:szCs w:val="20"/>
-        </w:rPr>
-        <w:t>:</w:t>
-      </w:r>
-    </w:p>
-    <w:p>
-      <w:pPr>
-        <w:rPr>
-          <w:sz w:val="20"/>
-          <w:szCs w:val="20"/>
-        </w:rPr>
-      </w:pPr>
-      <w:r>
-        <w:rPr>
-          <w:sz w:val="20"/>
-          <w:szCs w:val="20"/>
-        </w:rPr>
-        <w:t xml:space="preserve">            schema:</w:t>
-      </w:r>
-    </w:p>
-    <w:p>
-      <w:pPr>
-        <w:rPr>
-          <w:sz w:val="20"/>
-          <w:szCs w:val="20"/>
-        </w:rPr>
-      </w:pPr>
-      <w:r>
-        <w:rPr>
-          <w:sz w:val="20"/>
-          <w:szCs w:val="20"/>
-        </w:rPr>
-        <w:t xml:space="preserve">              type: object</w:t>
-      </w:r>
-    </w:p>
-    <w:p>
-      <w:pPr>
-        <w:rPr>
-          <w:sz w:val="20"/>
-          <w:szCs w:val="20"/>
-        </w:rPr>
-      </w:pPr>
-      <w:r>
-        <w:rPr>
-          <w:sz w:val="20"/>
-          <w:szCs w:val="20"/>
-        </w:rPr>
-        <w:t xml:space="preserve">              properties:</w:t>
-      </w:r>
-    </w:p>
-    <w:p>
-      <w:pPr>
-        <w:rPr>
-          <w:sz w:val="20"/>
-          <w:szCs w:val="20"/>
-        </w:rPr>
-      </w:pPr>
-      <w:r>
-        <w:rPr>
-          <w:sz w:val="20"/>
-          <w:szCs w:val="20"/>
-        </w:rPr>
-        <w:t xml:space="preserve">                </w:t>
-      </w:r>
-      <w:proofErr w:type="spellStart"/>
-      <w:r>
-        <w:rPr>
-          <w:sz w:val="20"/>
-          <w:szCs w:val="20"/>
-        </w:rPr>
-        <w:t>studentID</w:t>
-      </w:r>
-      <w:proofErr w:type="spellEnd"/>
-      <w:r>
-        <w:rPr>
-          <w:sz w:val="20"/>
-          <w:szCs w:val="20"/>
-        </w:rPr>
-        <w:t>:</w:t>
-      </w:r>
-    </w:p>
-    <w:p>
-      <w:pPr>
-        <w:rPr>
-          <w:sz w:val="20"/>
-          <w:szCs w:val="20"/>
-        </w:rPr>
-      </w:pPr>
-      <w:r>
-        <w:rPr>
-          <w:sz w:val="20"/>
-          <w:szCs w:val="20"/>
-        </w:rPr>
-        <w:t xml:space="preserve">                  type: integer</w:t>
-      </w:r>
-    </w:p>
-    <w:p>
-      <w:pPr>
-        <w:rPr>
-          <w:sz w:val="20"/>
-          <w:szCs w:val="20"/>
-        </w:rPr>
-      </w:pPr>
-      <w:r>
-        <w:rPr>
-          <w:sz w:val="20"/>
-          <w:szCs w:val="20"/>
-        </w:rPr>
-        <w:t xml:space="preserve">                </w:t>
-      </w:r>
-      <w:proofErr w:type="spellStart"/>
-      <w:r>
-        <w:rPr>
-          <w:sz w:val="20"/>
-          <w:szCs w:val="20"/>
-        </w:rPr>
-        <w:t>itemID</w:t>
-      </w:r>
-      <w:proofErr w:type="spellEnd"/>
-      <w:r>
-        <w:rPr>
-          <w:sz w:val="20"/>
-          <w:szCs w:val="20"/>
-        </w:rPr>
-        <w:t>:</w:t>
-      </w:r>
-    </w:p>
-    <w:p>
-      <w:pPr>
-        <w:rPr>
-          <w:sz w:val="20"/>
-          <w:szCs w:val="20"/>
-        </w:rPr>
-      </w:pPr>
-      <w:r>
-        <w:rPr>
-          <w:sz w:val="20"/>
-          <w:szCs w:val="20"/>
-        </w:rPr>
-        <w:t xml:space="preserve">                  type: integer</w:t>
-      </w:r>
-    </w:p>
-    <w:p>
-      <w:pPr>
-        <w:rPr>
-          <w:sz w:val="20"/>
-          <w:szCs w:val="20"/>
-        </w:rPr>
-      </w:pPr>
-      <w:r>
-        <w:rPr>
-          <w:sz w:val="20"/>
-          <w:szCs w:val="20"/>
-        </w:rPr>
-        <w:t xml:space="preserve">      responses:</w:t>
-      </w:r>
-    </w:p>
-    <w:p>
-      <w:pPr>
-        <w:rPr>
-          <w:sz w:val="20"/>
-          <w:szCs w:val="20"/>
-        </w:rPr>
-      </w:pPr>
-      <w:r>
-        <w:rPr>
-          <w:sz w:val="20"/>
-          <w:szCs w:val="20"/>
-        </w:rPr>
-        <w:t xml:space="preserve">        '201':</w:t>
-      </w:r>
-    </w:p>
-    <w:p>
-      <w:pPr>
-        <w:rPr>
-          <w:sz w:val="20"/>
-          <w:szCs w:val="20"/>
-        </w:rPr>
-      </w:pPr>
-      <w:r>
-        <w:rPr>
-          <w:sz w:val="20"/>
-          <w:szCs w:val="20"/>
-        </w:rPr>
-        <w:t xml:space="preserve">          description: Claim created successfully</w:t>
-      </w:r>
-    </w:p>
-    <w:p>
-      <w:pPr>
-        <w:rPr>
-          <w:sz w:val="20"/>
-          <w:szCs w:val="20"/>
-        </w:rPr>
-      </w:pPr>
-    </w:p>
-    <w:p>
-      <w:pPr>
-        <w:rPr>
-          <w:sz w:val="20"/>
-          <w:szCs w:val="20"/>
-        </w:rPr>
-      </w:pPr>
-      <w:r>
-        <w:rPr>
-          <w:sz w:val="20"/>
-          <w:szCs w:val="20"/>
-        </w:rPr>
-        <w:t xml:space="preserve">  /</w:t>
-      </w:r>
-      <w:proofErr w:type="spellStart"/>
-      <w:r>
-        <w:rPr>
-          <w:sz w:val="20"/>
-          <w:szCs w:val="20"/>
-        </w:rPr>
-        <w:t>api</w:t>
-      </w:r>
-      <w:proofErr w:type="spellEnd"/>
-      <w:r>
-        <w:rPr>
-          <w:sz w:val="20"/>
-          <w:szCs w:val="20"/>
-        </w:rPr>
-        <w:t>/claims/{id}:</w:t>
-      </w:r>
-    </w:p>
-    <w:p>
-      <w:pPr>
-        <w:rPr>
-          <w:sz w:val="20"/>
-          <w:szCs w:val="20"/>
-        </w:rPr>
-      </w:pPr>
-      <w:r>
-        <w:rPr>
-          <w:sz w:val="20"/>
-          <w:szCs w:val="20"/>
-        </w:rPr>
-        <w:lastRenderedPageBreak/>
-        <w:t xml:space="preserve">    put:</w:t>
-      </w:r>
-    </w:p>
-    <w:p>
-      <w:pPr>
-        <w:rPr>
-          <w:sz w:val="20"/>
-          <w:szCs w:val="20"/>
-        </w:rPr>
-      </w:pPr>
-      <w:r>
-        <w:rPr>
-          <w:sz w:val="20"/>
-          <w:szCs w:val="20"/>
-        </w:rPr>
-        <w:t xml:space="preserve">      summary: Update an existing claim</w:t>
-      </w:r>
-    </w:p>
-    <w:p>
-      <w:pPr>
-        <w:rPr>
-          <w:sz w:val="20"/>
-          <w:szCs w:val="20"/>
-        </w:rPr>
-      </w:pPr>
-      <w:r>
-        <w:rPr>
-          <w:sz w:val="20"/>
-          <w:szCs w:val="20"/>
-        </w:rPr>
-        <w:t xml:space="preserve">      parameters:</w:t>
-      </w:r>
-    </w:p>
-    <w:p>
-      <w:pPr>
-        <w:rPr>
-          <w:sz w:val="20"/>
-          <w:szCs w:val="20"/>
-        </w:rPr>
-      </w:pPr>
-      <w:r>
-        <w:rPr>
-          <w:sz w:val="20"/>
-          <w:szCs w:val="20"/>
-        </w:rPr>
-        <w:t xml:space="preserve">        - in: path</w:t>
-      </w:r>
-    </w:p>
-    <w:p>
-      <w:pPr>
-        <w:rPr>
-          <w:sz w:val="20"/>
-          <w:szCs w:val="20"/>
-        </w:rPr>
-      </w:pPr>
-      <w:r>
-        <w:rPr>
-          <w:sz w:val="20"/>
-          <w:szCs w:val="20"/>
-        </w:rPr>
-        <w:t xml:space="preserve">          name: id</w:t>
-      </w:r>
-    </w:p>
-    <w:p>
-      <w:pPr>
-        <w:rPr>
-          <w:sz w:val="20"/>
-          <w:szCs w:val="20"/>
-        </w:rPr>
-      </w:pPr>
-      <w:r>
-        <w:rPr>
-          <w:sz w:val="20"/>
-          <w:szCs w:val="20"/>
-        </w:rPr>
-        <w:t xml:space="preserve">          required: true</w:t>
-      </w:r>
-    </w:p>
-    <w:p>
-      <w:pPr>
-        <w:rPr>
-          <w:sz w:val="20"/>
-          <w:szCs w:val="20"/>
-        </w:rPr>
-      </w:pPr>
-      <w:r>
-        <w:rPr>
-          <w:sz w:val="20"/>
-          <w:szCs w:val="20"/>
-        </w:rPr>
-        <w:t xml:space="preserve">          schema:</w:t>
-      </w:r>
-    </w:p>
-    <w:p>
-      <w:pPr>
-        <w:rPr>
-          <w:sz w:val="20"/>
-          <w:szCs w:val="20"/>
-        </w:rPr>
-      </w:pPr>
-      <w:r>
-        <w:rPr>
-          <w:sz w:val="20"/>
-          <w:szCs w:val="20"/>
-        </w:rPr>
-        <w:t xml:space="preserve">            type: integer</w:t>
-      </w:r>
-    </w:p>
-    <w:p>
-      <w:pPr>
-        <w:rPr>
-          <w:sz w:val="20"/>
-          <w:szCs w:val="20"/>
-        </w:rPr>
-      </w:pPr>
-      <w:r>
-        <w:rPr>
-          <w:sz w:val="20"/>
-          <w:szCs w:val="20"/>
-        </w:rPr>
-        <w:t xml:space="preserve">      </w:t>
-      </w:r>
-      <w:proofErr w:type="spellStart"/>
-      <w:r>
-        <w:rPr>
-          <w:sz w:val="20"/>
-          <w:szCs w:val="20"/>
-        </w:rPr>
-        <w:t>requestBody</w:t>
-      </w:r>
-      <w:proofErr w:type="spellEnd"/>
-      <w:r>
-        <w:rPr>
-          <w:sz w:val="20"/>
-          <w:szCs w:val="20"/>
-        </w:rPr>
-        <w:t>:</w:t>
-      </w:r>
-    </w:p>
-    <w:p>
-      <w:pPr>
-        <w:rPr>
-          <w:sz w:val="20"/>
-          <w:szCs w:val="20"/>
-        </w:rPr>
-      </w:pPr>
-      <w:r>
-        <w:rPr>
-          <w:sz w:val="20"/>
-          <w:szCs w:val="20"/>
-        </w:rPr>
-        <w:t xml:space="preserve">        required: true</w:t>
-      </w:r>
-    </w:p>
-    <w:p>
-      <w:pPr>
-        <w:rPr>
-          <w:sz w:val="20"/>
-          <w:szCs w:val="20"/>
-        </w:rPr>
-      </w:pPr>
-      <w:r>
-        <w:rPr>
-          <w:sz w:val="20"/>
-          <w:szCs w:val="20"/>
-        </w:rPr>
-        <w:t xml:space="preserve">        content:</w:t>
-      </w:r>
-    </w:p>
-    <w:p>
-      <w:pPr>
-        <w:rPr>
-          <w:sz w:val="20"/>
-          <w:szCs w:val="20"/>
-        </w:rPr>
-      </w:pPr>
-      <w:r>
-        <w:rPr>
-          <w:sz w:val="20"/>
-          <w:szCs w:val="20"/>
-        </w:rPr>
-        <w:t xml:space="preserve">          application/</w:t>
-      </w:r>
-      <w:proofErr w:type="spellStart"/>
-      <w:r>
-        <w:rPr>
-          <w:sz w:val="20"/>
-          <w:szCs w:val="20"/>
-        </w:rPr>
-        <w:t>json</w:t>
-      </w:r>
-      <w:proofErr w:type="spellEnd"/>
-      <w:r>
-        <w:rPr>
-          <w:sz w:val="20"/>
-          <w:szCs w:val="20"/>
-        </w:rPr>
-        <w:t>:</w:t>
-      </w:r>
-    </w:p>
-    <w:p>
-      <w:pPr>
-        <w:rPr>
-          <w:sz w:val="20"/>
-          <w:szCs w:val="20"/>
-        </w:rPr>
-      </w:pPr>
-      <w:r>
-        <w:rPr>
-          <w:sz w:val="20"/>
-          <w:szCs w:val="20"/>
-        </w:rPr>
-        <w:t xml:space="preserve">            schema:</w:t>
-      </w:r>
-    </w:p>
-    <w:p>
-      <w:pPr>
-        <w:rPr>
-          <w:sz w:val="20"/>
-          <w:szCs w:val="20"/>
-        </w:rPr>
-      </w:pPr>
-      <w:r>
-        <w:rPr>
-          <w:sz w:val="20"/>
-          <w:szCs w:val="20"/>
-        </w:rPr>
-        <w:t xml:space="preserve">              type: object</w:t>
-      </w:r>
-    </w:p>
-    <w:p>
-      <w:pPr>
-        <w:rPr>
-          <w:sz w:val="20"/>
-          <w:szCs w:val="20"/>
-        </w:rPr>
-      </w:pPr>
-      <w:r>
-        <w:rPr>
-          <w:sz w:val="20"/>
-          <w:szCs w:val="20"/>
-        </w:rPr>
-        <w:t xml:space="preserve">      responses:</w:t>
-      </w:r>
-    </w:p>
-    <w:p>
-      <w:pPr>
-        <w:rPr>
-          <w:sz w:val="20"/>
-          <w:szCs w:val="20"/>
-        </w:rPr>
-      </w:pPr>
-      <w:r>
-        <w:rPr>
-          <w:sz w:val="20"/>
-          <w:szCs w:val="20"/>
-        </w:rPr>
-        <w:t xml:space="preserve">        '200':</w:t>
-      </w:r>
-    </w:p>
-    <w:p>
-      <w:pPr>
-        <w:rPr>
-          <w:sz w:val="20"/>
-          <w:szCs w:val="20"/>
-        </w:rPr>
-      </w:pPr>
-      <w:r>
-        <w:rPr>
-          <w:sz w:val="20"/>
-          <w:szCs w:val="20"/>
-        </w:rPr>
-        <w:t xml:space="preserve">          description: Claim updated successfully</w:t>
-      </w:r>
-    </w:p>
-    <w:p>
-      <w:pPr>
-        <w:rPr>
-          <w:sz w:val="20"/>
-          <w:szCs w:val="20"/>
-        </w:rPr>
-      </w:pPr>
-      <w:r>
-        <w:rPr>
-          <w:sz w:val="20"/>
-          <w:szCs w:val="20"/>
-        </w:rPr>
-        <w:t xml:space="preserve">    delete:</w:t>
-      </w:r>
-    </w:p>
-    <w:p>
-      <w:pPr>
-        <w:rPr>
-          <w:sz w:val="20"/>
-          <w:szCs w:val="20"/>
-        </w:rPr>
-      </w:pPr>
-      <w:r>
-        <w:rPr>
-          <w:sz w:val="20"/>
-          <w:szCs w:val="20"/>
-        </w:rPr>
-        <w:t xml:space="preserve">      summary: Delete a claim</w:t>
-      </w:r>
-    </w:p>
-    <w:p>
-      <w:pPr>
-        <w:rPr>
-          <w:sz w:val="20"/>
-          <w:szCs w:val="20"/>
-        </w:rPr>
-      </w:pPr>
-      <w:r>
-        <w:rPr>
-          <w:sz w:val="20"/>
-          <w:szCs w:val="20"/>
-        </w:rPr>
-        <w:t xml:space="preserve">      parameters:</w:t>
-      </w:r>
-    </w:p>
-    <w:p>
-      <w:pPr>
-        <w:rPr>
-          <w:sz w:val="20"/>
-          <w:szCs w:val="20"/>
-        </w:rPr>
-      </w:pPr>
-      <w:r>
-        <w:rPr>
-          <w:sz w:val="20"/>
-          <w:szCs w:val="20"/>
-        </w:rPr>
-        <w:t xml:space="preserve">        - in: path</w:t>
-      </w:r>
-    </w:p>
-    <w:p>
-      <w:pPr>
-        <w:rPr>
-          <w:sz w:val="20"/>
-          <w:szCs w:val="20"/>
-        </w:rPr>
-      </w:pPr>
-      <w:r>
-        <w:rPr>
-          <w:sz w:val="20"/>
-          <w:szCs w:val="20"/>
-        </w:rPr>
-        <w:t xml:space="preserve">          name: id</w:t>
-      </w:r>
-    </w:p>
-    <w:p>
-      <w:pPr>
-        <w:rPr>
-          <w:sz w:val="20"/>
-          <w:szCs w:val="20"/>
-        </w:rPr>
-      </w:pPr>
-      <w:r>
-        <w:rPr>
-          <w:sz w:val="20"/>
-          <w:szCs w:val="20"/>
-        </w:rPr>
-        <w:t xml:space="preserve">          required: true</w:t>
-      </w:r>
-    </w:p>
-    <w:p>
-      <w:pPr>
-        <w:rPr>
-          <w:sz w:val="20"/>
-          <w:szCs w:val="20"/>
-        </w:rPr>
-      </w:pPr>
-      <w:r>
-        <w:rPr>
-          <w:sz w:val="20"/>
-          <w:szCs w:val="20"/>
-        </w:rPr>
-        <w:t xml:space="preserve">          schema:</w:t>
-      </w:r>
-    </w:p>
-    <w:p>
-      <w:pPr>
-        <w:rPr>
-          <w:sz w:val="20"/>
-          <w:szCs w:val="20"/>
-        </w:rPr>
-      </w:pPr>
-      <w:r>
-        <w:rPr>
-          <w:sz w:val="20"/>
-          <w:szCs w:val="20"/>
-        </w:rPr>
-        <w:t xml:space="preserve">            type: integer</w:t>
-      </w:r>
-    </w:p>
-    <w:p>
-      <w:pPr>
-        <w:rPr>
-          <w:sz w:val="20"/>
-          <w:szCs w:val="20"/>
-        </w:rPr>
-      </w:pPr>
-      <w:r>
-        <w:rPr>
-          <w:sz w:val="20"/>
-          <w:szCs w:val="20"/>
-        </w:rPr>
-        <w:t xml:space="preserve">      responses:</w:t>
-      </w:r>
-    </w:p>
-    <w:p>
-      <w:pPr>
-        <w:rPr>
-          <w:sz w:val="20"/>
-          <w:szCs w:val="20"/>
-        </w:rPr>
-      </w:pPr>
-      <w:r>
-        <w:rPr>
-          <w:sz w:val="20"/>
-          <w:szCs w:val="20"/>
-        </w:rPr>
-        <w:t xml:space="preserve">        '204':</w:t>
-      </w:r>
-    </w:p>
-    <w:p>
-      <w:pPr>
-        <w:rPr>
-          <w:sz w:val="20"/>
-          <w:szCs w:val="20"/>
-        </w:rPr>
-      </w:pPr>
-      <w:r>
-        <w:rPr>
-          <w:sz w:val="20"/>
-          <w:szCs w:val="20"/>
-        </w:rPr>
-        <w:t xml:space="preserve">          description: Claim deleted successfully</w:t>
-      </w:r>
-    </w:p>
-    <w:p>
-      <w:pPr>
-        <w:rPr>
-          <w:sz w:val="20"/>
-          <w:szCs w:val="20"/>
-        </w:rPr>
-      </w:pPr>
-    </w:p>
-    <w:p>
-      <w:pPr>
-        <w:rPr>
-          <w:sz w:val="20"/>
-          <w:szCs w:val="20"/>
-        </w:rPr>
-      </w:pPr>
-      <w:r>
-        <w:rPr>
-          <w:sz w:val="20"/>
-          <w:szCs w:val="20"/>
-        </w:rPr>
-        <w:lastRenderedPageBreak/>
-        <w:t xml:space="preserve">  /</w:t>
-      </w:r>
-      <w:proofErr w:type="spellStart"/>
-      <w:r>
-        <w:rPr>
-          <w:sz w:val="20"/>
-          <w:szCs w:val="20"/>
-        </w:rPr>
-        <w:t>api</w:t>
-      </w:r>
-      <w:proofErr w:type="spellEnd"/>
-      <w:r>
-        <w:rPr>
-          <w:sz w:val="20"/>
-          <w:szCs w:val="20"/>
-        </w:rPr>
-        <w:t>/process-claim:</w:t>
-      </w:r>
-    </w:p>
-    <w:p>
-      <w:pPr>
-        <w:rPr>
-          <w:sz w:val="20"/>
-          <w:szCs w:val="20"/>
-        </w:rPr>
-      </w:pPr>
-      <w:r>
-        <w:rPr>
-          <w:sz w:val="20"/>
-          <w:szCs w:val="20"/>
-        </w:rPr>
-        <w:t xml:space="preserve">    post:</w:t>
-      </w:r>
-    </w:p>
-    <w:p>
-      <w:pPr>
-        <w:rPr>
-          <w:sz w:val="20"/>
-          <w:szCs w:val="20"/>
-        </w:rPr>
-      </w:pPr>
-      <w:r>
-        <w:rPr>
-          <w:sz w:val="20"/>
-          <w:szCs w:val="20"/>
-        </w:rPr>
-        <w:t xml:space="preserve">      summary: Process a claim (Composite Service)</w:t>
-      </w:r>
-    </w:p>
-    <w:p>
-      <w:pPr>
-        <w:rPr>
-          <w:sz w:val="20"/>
-          <w:szCs w:val="20"/>
-        </w:rPr>
-      </w:pPr>
-      <w:r>
-        <w:rPr>
-          <w:sz w:val="20"/>
-          <w:szCs w:val="20"/>
-        </w:rPr>
-        <w:t xml:space="preserve">      description: Orchestrates updating a claim status and the corresponding item status.</w:t>
-      </w:r>
-    </w:p>
-    <w:p>
-      <w:pPr>
-        <w:rPr>
-          <w:sz w:val="20"/>
-          <w:szCs w:val="20"/>
-        </w:rPr>
-      </w:pPr>
-      <w:r>
-        <w:rPr>
-          <w:sz w:val="20"/>
-          <w:szCs w:val="20"/>
-        </w:rPr>
-        <w:t xml:space="preserve">      </w:t>
-      </w:r>
-      <w:proofErr w:type="spellStart"/>
-      <w:r>
-        <w:rPr>
-          <w:sz w:val="20"/>
-          <w:szCs w:val="20"/>
-        </w:rPr>
-        <w:t>requestBody</w:t>
-      </w:r>
-      <w:proofErr w:type="spellEnd"/>
-      <w:r>
-        <w:rPr>
-          <w:sz w:val="20"/>
-          <w:szCs w:val="20"/>
-        </w:rPr>
-        <w:t>:</w:t>
-      </w:r>
-    </w:p>
-    <w:p>
-      <w:pPr>
-        <w:rPr>
-          <w:sz w:val="20"/>
-          <w:szCs w:val="20"/>
-        </w:rPr>
-      </w:pPr>
-      <w:r>
-        <w:rPr>
-          <w:sz w:val="20"/>
-          <w:szCs w:val="20"/>
-        </w:rPr>
-        <w:t xml:space="preserve">        required: true</w:t>
-      </w:r>
-    </w:p>
-    <w:p>
-      <w:pPr>
-        <w:rPr>
-          <w:sz w:val="20"/>
-          <w:szCs w:val="20"/>
-        </w:rPr>
-      </w:pPr>
-      <w:r>
-        <w:rPr>
-          <w:sz w:val="20"/>
-          <w:szCs w:val="20"/>
-        </w:rPr>
-        <w:t xml:space="preserve">        content:</w:t>
-      </w:r>
-    </w:p>
-    <w:p>
-      <w:pPr>
-        <w:rPr>
-          <w:sz w:val="20"/>
-          <w:szCs w:val="20"/>
-        </w:rPr>
-      </w:pPr>
-      <w:r>
-        <w:rPr>
-          <w:sz w:val="20"/>
-          <w:szCs w:val="20"/>
-        </w:rPr>
-        <w:t xml:space="preserve">          application/</w:t>
-      </w:r>
-      <w:proofErr w:type="spellStart"/>
-      <w:r>
-        <w:rPr>
-          <w:sz w:val="20"/>
-          <w:szCs w:val="20"/>
-        </w:rPr>
-        <w:t>json</w:t>
-      </w:r>
-      <w:proofErr w:type="spellEnd"/>
-      <w:r>
-        <w:rPr>
-          <w:sz w:val="20"/>
-          <w:szCs w:val="20"/>
-        </w:rPr>
-        <w:t>:</w:t>
-      </w:r>
-    </w:p>
-    <w:p>
-      <w:pPr>
-        <w:rPr>
-          <w:sz w:val="20"/>
-          <w:szCs w:val="20"/>
-        </w:rPr>
-      </w:pPr>
-      <w:r>
-        <w:rPr>
-          <w:sz w:val="20"/>
-          <w:szCs w:val="20"/>
-        </w:rPr>
-        <w:t xml:space="preserve">            schema:</w:t>
-      </w:r>
-    </w:p>
-    <w:p>
-      <w:pPr>
-        <w:rPr>
-          <w:sz w:val="20"/>
-          <w:szCs w:val="20"/>
-        </w:rPr>
-      </w:pPr>
-      <w:r>
-        <w:rPr>
-          <w:sz w:val="20"/>
-          <w:szCs w:val="20"/>
-        </w:rPr>
-        <w:t xml:space="preserve">              type: object</w:t>
-      </w:r>
-    </w:p>
-    <w:p>
-      <w:pPr>
-        <w:rPr>
-          <w:sz w:val="20"/>
-          <w:szCs w:val="20"/>
-        </w:rPr>
-      </w:pPr>
-      <w:r>
-        <w:rPr>
-          <w:sz w:val="20"/>
-          <w:szCs w:val="20"/>
-        </w:rPr>
-        <w:t xml:space="preserve">              properties:</w:t>
-      </w:r>
-    </w:p>
-    <w:p>
-      <w:pPr>
-        <w:rPr>
-          <w:sz w:val="20"/>
-          <w:szCs w:val="20"/>
-        </w:rPr>
-      </w:pPr>
-      <w:r>
-        <w:rPr>
-          <w:sz w:val="20"/>
-          <w:szCs w:val="20"/>
-        </w:rPr>
-        <w:t xml:space="preserve">                </w:t>
-      </w:r>
-      <w:proofErr w:type="spellStart"/>
-      <w:r>
-        <w:rPr>
-          <w:sz w:val="20"/>
-          <w:szCs w:val="20"/>
-        </w:rPr>
-        <w:t>claimID</w:t>
-      </w:r>
-      <w:proofErr w:type="spellEnd"/>
-      <w:r>
-        <w:rPr>
-          <w:sz w:val="20"/>
-          <w:szCs w:val="20"/>
-        </w:rPr>
-        <w:t>:</w:t>
-      </w:r>
-    </w:p>
-    <w:p>
-      <w:pPr>
-        <w:rPr>
-          <w:sz w:val="20"/>
-          <w:szCs w:val="20"/>
-        </w:rPr>
-      </w:pPr>
-      <w:r>
-        <w:rPr>
-          <w:sz w:val="20"/>
-          <w:szCs w:val="20"/>
-        </w:rPr>
-        <w:t xml:space="preserve">                  type: integer</w:t>
-      </w:r>
-    </w:p>
-    <w:p>
-      <w:pPr>
-        <w:rPr>
-          <w:sz w:val="20"/>
-          <w:szCs w:val="20"/>
-        </w:rPr>
-      </w:pPr>
-      <w:r>
-        <w:rPr>
-          <w:sz w:val="20"/>
-          <w:szCs w:val="20"/>
-        </w:rPr>
-        <w:t xml:space="preserve">                  example: 1006</w:t>
-      </w:r>
-    </w:p>
-    <w:p>
-      <w:pPr>
-        <w:rPr>
-          <w:sz w:val="20"/>
-          <w:szCs w:val="20"/>
-        </w:rPr>
-      </w:pPr>
-      <w:r>
-        <w:rPr>
-          <w:sz w:val="20"/>
-          <w:szCs w:val="20"/>
-        </w:rPr>
-        <w:t xml:space="preserve">                action:</w:t>
-      </w:r>
-    </w:p>
-    <w:p>
-      <w:pPr>
-        <w:rPr>
-          <w:sz w:val="20"/>
-          <w:szCs w:val="20"/>
-        </w:rPr>
-      </w:pPr>
-      <w:r>
-        <w:rPr>
-          <w:sz w:val="20"/>
-          <w:szCs w:val="20"/>
-        </w:rPr>
-        <w:t xml:space="preserve">                  type: string</w:t>
-      </w:r>
-    </w:p>
-    <w:p>
-      <w:pPr>
-        <w:rPr>
-          <w:sz w:val="20"/>
-          <w:szCs w:val="20"/>
-        </w:rPr>
-      </w:pPr>
-      <w:r>
-        <w:rPr>
-          <w:sz w:val="20"/>
-          <w:szCs w:val="20"/>
-        </w:rPr>
-        <w:t xml:space="preserve">                  example: "Approve"</w:t>
-      </w:r>
-    </w:p>
-    <w:p>
-      <w:pPr>
-        <w:rPr>
-          <w:sz w:val="20"/>
-          <w:szCs w:val="20"/>
-        </w:rPr>
-      </w:pPr>
-      <w:r>
-        <w:rPr>
-          <w:sz w:val="20"/>
-          <w:szCs w:val="20"/>
-        </w:rPr>
-        <w:t xml:space="preserve">      responses:</w:t>
-      </w:r>
-    </w:p>
-    <w:p>
-      <w:pPr>
-        <w:rPr>
-          <w:sz w:val="20"/>
-          <w:szCs w:val="20"/>
-        </w:rPr>
-      </w:pPr>
-      <w:r>
-        <w:rPr>
-          <w:sz w:val="20"/>
-          <w:szCs w:val="20"/>
-        </w:rPr>
-        <w:t xml:space="preserve">        '200':</w:t>
-      </w:r>
-    </w:p>
-    <w:p>
-      <w:pPr>
-        <w:rPr>
-          <w:sz w:val="20"/>
-          <w:szCs w:val="20"/>
-        </w:rPr>
-      </w:pPr>
-      <w:r>
-        <w:rPr>
-          <w:sz w:val="20"/>
-          <w:szCs w:val="20"/>
-        </w:rPr>
-        <w:t xml:space="preserve">          description: Workflow completed successfully</w:t>
-      </w:r>
-    </w:p>
-    <w:p>
-      <w:pPr>
-        <w:rPr>
-          <w:sz w:val="20"/>
-          <w:szCs w:val="20"/>
-        </w:rPr>
-      </w:pPr>
-      <w:r>
-        <w:rPr>
-          <w:sz w:val="20"/>
-          <w:szCs w:val="20"/>
-        </w:rPr>
-        <w:t xml:space="preserve">        '400':</w:t>
-      </w:r>
-    </w:p>
-    <w:p>
-      <w:pPr>
-        <w:rPr>
-          <w:sz w:val="20"/>
-          <w:szCs w:val="20"/>
-        </w:rPr>
-      </w:pPr>
-      <w:r>
-        <w:rPr>
-          <w:sz w:val="20"/>
-          <w:szCs w:val="20"/>
-        </w:rPr>
-        <w:t xml:space="preserve">          description: Missing </w:t>
-      </w:r>
-      <w:proofErr w:type="spellStart"/>
-      <w:r>
-        <w:rPr>
-          <w:sz w:val="20"/>
-          <w:szCs w:val="20"/>
-        </w:rPr>
-        <w:t>claimID</w:t>
-      </w:r>
-      <w:proofErr w:type="spellEnd"/>
-      <w:r>
-        <w:rPr>
-          <w:sz w:val="20"/>
-          <w:szCs w:val="20"/>
-        </w:rPr>
-        <w:t xml:space="preserve"> or action</w:t>
-      </w:r>
-    </w:p>
-    <w:p>
-      <w:pPr>
-        <w:rPr>
-          <w:sz w:val="20"/>
-          <w:szCs w:val="20"/>
-        </w:rPr>
-      </w:pPr>
-      <w:r>
-        <w:rPr>
-          <w:sz w:val="20"/>
-          <w:szCs w:val="20"/>
-        </w:rPr>
-        <w:t xml:space="preserve">        '404':</w:t>
-      </w:r>
-    </w:p>
-    <w:p>
-      <w:pPr>
-        <w:rPr>
-          <w:sz w:val="20"/>
-          <w:szCs w:val="20"/>
-        </w:rPr>
-      </w:pPr>
-      <w:r>
-        <w:rPr>
-          <w:sz w:val="20"/>
-          <w:szCs w:val="20"/>
-        </w:rPr>
-        <w:t xml:space="preserve">          description: Claim not found</w:t>
-      </w:r>
-    </w:p>
-    <w:p>
-      <w:pPr>
-        <w:rPr>
-          <w:sz w:val="20"/>
-          <w:szCs w:val="20"/>
-        </w:rPr>
-      </w:pPr>
-    </w:p>
-    <w:p>
-      <w:pPr>
-        <w:rPr>
-          <w:sz w:val="20"/>
-          <w:szCs w:val="20"/>
-        </w:rPr>
-      </w:pPr>
+        <w:drawing>
+          <wp:inline distT="0" distB="0" distL="0" distR="0" wp14:anchorId="5C34C97C" wp14:editId="41210FE4">
+            <wp:extent cx="5943600" cy="2666365"/>
+            <wp:effectExtent l="0" t="0" r="0" b="635"/>
+            <wp:docPr id="1680053191" name="Picture 1"/>
+            <wp:cNvGraphicFramePr>
+              <a:graphicFrameLocks xmlns:a="http://schemas.openxmlformats.org/drawingml/2006/main" noChangeAspect="1"/>
+            </wp:cNvGraphicFramePr>
+            <a:graphic xmlns:a="http://schemas.openxmlformats.org/drawingml/2006/main">
+              <a:graphicData uri="http://schemas.openxmlformats.org/drawingml/2006/picture">
+                <pic:pic xmlns:pic="http://schemas.openxmlformats.org/drawingml/2006/picture">
+                  <pic:nvPicPr>
+                    <pic:cNvPr id="1680053191" name=""/>
+                    <pic:cNvPicPr/>
+                  </pic:nvPicPr>
+                  <pic:blipFill>
+                    <a:blip r:embed="rId14"/>
+                    <a:stretch>
+                      <a:fillRect/>
+                    </a:stretch>
+                  </pic:blipFill>
+                  <pic:spPr>
+                    <a:xfrm>
+                      <a:off x="0" y="0"/>
+                      <a:ext cx="5943600" cy="2666365"/>
+                    </a:xfrm>
+                    <a:prstGeom prst="rect">
+                      <a:avLst/>
+                    </a:prstGeom>
+                  </pic:spPr>
+                </pic:pic>
+              </a:graphicData>
+            </a:graphic>
+          </wp:inline>
+        </w:drawing>
+      </w:r>
     </w:p>
     <w:sectPr>
       <w:pgSz w:w="12240" w:h="15840"/>
@@ -5432,6 +2884,7 @@
   <w:style w:type="character" w:default="1" w:styleId="DefaultParagraphFont">
     <w:name w:val="Default Paragraph Font"/>
     <w:uiPriority w:val="1"/>
+    <w:semiHidden/>
     <w:unhideWhenUsed/>
   </w:style>
   <w:style w:type="table" w:default="1" w:styleId="TableNormal">
